--- a/Science_Teesside/Teaching_Packs/BUILD/lessons/W8A/BUILD_Science_Autumn1_W8A_Sugar_Evidence_Read_The_Label_Teacher.docx
+++ b/Science_Teesside/Teaching_Packs/BUILD/lessons/W8A/BUILD_Science_Autumn1_W8A_Sugar_Evidence_Read_The_Label_Teacher.docx
@@ -7,20 +7,116 @@
         <w:pStyle w:val="Title"/>
       </w:pPr>
       <w:r>
-        <w:t>Sugar Evidence: Read the Label</w:t>
+        <w:t>Sugar evidence teaching guide</w:t>
+      </w:r>
+    </w:p>
+    <w:p>
+      <w:r>
+        <w:rPr>
+          <w:b w:val="0"/>
+        </w:rPr>
+        <w:t>BUILD W8A is one 40 minute lesson. Start from what pupils show today. Use the same questions, labels and routes in the classroom lesson and pupil pack.</w:t>
       </w:r>
     </w:p>
     <w:p>
       <w:pPr>
-        <w:pStyle w:val="Subtitle"/>
+        <w:pStyle w:val="Heading2"/>
       </w:pPr>
       <w:r>
-        <w:t>BUILD · Science · 40 minutes</w:t>
+        <w:t>First lesson back</w:t>
       </w:r>
     </w:p>
     <w:p>
       <w:r>
-        <w:t>I can compare sugar values using the same label basis and order four supplied food labels from least to most sugar.</w:t>
+        <w:rPr>
+          <w:b w:val="0"/>
+        </w:rPr>
+        <w:t>Start from what pupils show today. Scan available work and ask cover staff what was actually taught. Do not chase unclosed next steps. If new, model the first comparison; if revision, invite a reason before extending. Use the arrival clues without treating supported responses as independent recall.</w:t>
+      </w:r>
+    </w:p>
+    <w:p>
+      <w:pPr>
+        <w:pStyle w:val="Heading2"/>
+      </w:pPr>
+      <w:r>
+        <w:t>Prepare and pace</w:t>
+      </w:r>
+    </w:p>
+    <w:p>
+      <w:r>
+        <w:rPr>
+          <w:b w:val="0"/>
+        </w:rPr>
+        <w:t>Use fictional A-D label cards, paper or mini-whiteboards and the selected pupil route. Do not open or taste food. Keep discussion about evidence, without judging bodies or personal food choices.</w:t>
+      </w:r>
+    </w:p>
+    <w:p>
+      <w:r>
+        <w:rPr>
+          <w:b w:val="0"/>
+        </w:rPr>
+        <w:t>Arrival 4 min; starter 4; first model 5; sorting 5; fair comparison 4; label detective 4; independent work 10; exit 4. Opening orientation is untimed.</w:t>
+      </w:r>
+    </w:p>
+    <w:p>
+      <w:pPr>
+        <w:pStyle w:val="Heading2"/>
+      </w:pPr>
+      <w:r>
+        <w:t>Feedback within the work</w:t>
+      </w:r>
+    </w:p>
+    <w:p>
+      <w:r>
+        <w:rPr>
+          <w:b w:val="0"/>
+        </w:rPr>
+        <w:t>In the label sort, receive the pupil's reason, offer a precise cue, allow a re-attempt and use it to choose the next question. The small on-screen prompt is optional. Pointing, signing, speaking, drawing and exact scribing are valid routes. Record the help actually given. R requires a pupil response and genuine adult engagement; no button or collected ticket supplies it automatically.</w:t>
+      </w:r>
+    </w:p>
+    <w:p>
+      <w:r>
+        <w:rPr>
+          <w:b w:val="0"/>
+        </w:rPr>
+        <w:t>Use the agreed school marking policy. No one-next-step-per-day rule, extra pupil loop form, signature or compulsory duplicate response is introduced. Refusal is information: consider access, regulation and timing, then offer a suitable route.</w:t>
+      </w:r>
+    </w:p>
+    <w:p>
+      <w:pPr>
+        <w:pStyle w:val="Heading2"/>
+      </w:pPr>
+      <w:r>
+        <w:t>Use the evidence</w:t>
+      </w:r>
+    </w:p>
+    <w:p>
+      <w:r>
+        <w:rPr>
+          <w:b w:val="0"/>
+        </w:rPr>
+        <w:t>Compare sugar only on the same basis. A-D contain 4, 9, 14 and 23 g sugar per 100 g. Label E has 3 g per 25 g serving: four servings give 12 g per 100 g. Conversion is an extension, not a barrier to core success. Sugar alone cannot determine a universally healthiest food.</w:t>
+      </w:r>
+    </w:p>
+    <w:p>
+      <w:r>
+        <w:rPr>
+          <w:b w:val="0"/>
+        </w:rPr>
+        <w:t>Next lesson: Body Science Checkpoint. Use the pupil's actual work and support needs to choose the starting comparison. An exit can be the normal book, screen or ticket closure; do not require all three. Revisit useful evidence after the break.</w:t>
+      </w:r>
+    </w:p>
+    <w:p>
+      <w:r>
+        <w:rPr>
+          <w:b w:val="0"/>
+        </w:rPr>
+        <w:t>Separate arrival, independent and exit answers are available in TA Brief.</w:t>
+      </w:r>
+    </w:p>
+    <w:p>
+      <w:r>
+        <w:br w:type="page"/>
       </w:r>
     </w:p>
     <w:p>
@@ -28,32 +124,225 @@
         <w:pStyle w:val="Heading1"/>
       </w:pPr>
       <w:r>
-        <w:t>Prepare before pupils arrive</w:t>
+        <w:t>Feedback and accessible response</w:t>
       </w:r>
     </w:p>
     <w:p>
       <w:r>
-        <w:t>Setup: Prepare fictional or copied label cards with sugar in g per 100 g. Check every number and keep packet branding secondary. Put the number line and large-print parity route out before pupils arrive.</w:t>
+        <w:rPr>
+          <w:b w:val="0"/>
+        </w:rPr>
+        <w:t>Use normal work and pupil responses to choose what to explain or adapt next.</w:t>
       </w:r>
     </w:p>
     <w:p>
       <w:r>
-        <w:t>Safety: No tasting or opening. Use clean packaging only, protect allergy information and avoid personal or moral judgements about food, bodies, weight or home choices.</w:t>
+        <w:rPr>
+          <w:b w:val="0"/>
+        </w:rPr>
+        <w:t>Policy source: Feedback &amp; Marking Policy 2025/2026 (Pilot), Issue 1, May 2026; the 16-page EFL version. The classroom examples below are practical choices, not extra policy rules.</w:t>
       </w:r>
     </w:p>
     <w:p>
       <w:r>
-        <w:t>Equipment: Four fictional or photocopied nutrition-label cards on the same per-100 g basis; number line; results strip; pencil; optional clean empty packets as visual references.</w:t>
+        <w:rPr>
+          <w:b w:val="0"/>
+        </w:rPr>
+        <w:t>Make time and space to respond, including co-regulation, a familiar adult and permission to refuse. Give useful feedback. Let the pupil respond in an accessible way. Genuinely read, hear or watch that response, and use it to adapt the next explanation, question, scaffold or task. Check the re-attempt when useful. A chosen button or completed ticket alone does not demonstrate Audience or Influence.</w:t>
       </w:r>
     </w:p>
     <w:p>
       <w:r>
-        <w:t>Safety: Nothing is eaten, opened or offered as a reward. Use clean empty packages or cards only. Check allergy and safeguarding arrangements even though there is no tasting; keep discussion about labels, not pupils' bodies or food choices.</w:t>
+        <w:rPr>
+          <w:b w:val="0"/>
+        </w:rPr>
+        <w:t>The small prompt in the sorting activity is optional. It is not a scheduled stage, a required form or a condition for moving on. Normal pupil work and re-attempts can provide the response; you can give further feedback wherever it is needed. The policy does not impose a one-next-step-per-day limit.</w:t>
       </w:r>
     </w:p>
     <w:p>
       <w:r>
-        <w:t>Fallback: Use large-print cards, symbols and a floor number line. A pupil may point or direct an adult to place each value; exact adult scribing is valid.</w:t>
+        <w:rPr>
+          <w:b w:val="0"/>
+        </w:rPr>
+        <w:t>Use the agreed codes where appropriate. R is added only after the pupil has responded and an adult has genuinely engaged with that response. No lesson control adds it automatically. The policy values meaningful evidence over long comments; not every task needs written marking. Record the help actually given when interpreting independence. EFL capture should be lean and purposeful, with clips listened to before tagging.</w:t>
+      </w:r>
+    </w:p>
+    <w:p>
+      <w:r>
+        <w:rPr>
+          <w:b w:val="0"/>
+        </w:rPr>
+        <w:t>Code meanings: VF - verbal feedback given here; WS - worked with support; I - independent; NS + … - next step, one specific thing; E - evidence on EFL; R - responded, loop closed (Audience has happened); // - self-edit point; ? - read this back to me.</w:t>
+      </w:r>
+    </w:p>
+    <w:p>
+      <w:r>
+        <w:rPr>
+          <w:b w:val="0"/>
+        </w:rPr>
+        <w:t>There is no additional pupil loop form or signature in this lesson. That is a design choice to keep this lesson manageable, not a ban on school evidence routines. Extended writing and assessment may need one or two precise next steps and appropriate response time; do not turn this short exit task into an extended writing exercise.</w:t>
+      </w:r>
+    </w:p>
+    <w:p>
+      <w:r>
+        <w:rPr>
+          <w:b w:val="0"/>
+        </w:rPr>
+        <w:t>Next lesson: Body Science Checkpoint. Use what the pupil actually showed to choose a useful starting comparison, scaffold or follow-up. An exit response may inform immediate teaching as well as the next lesson.</w:t>
+      </w:r>
+    </w:p>
+    <w:p>
+      <w:r>
+        <w:rPr>
+          <w:b w:val="0"/>
+        </w:rPr>
+        <w:t>Two short checks are a sample, not proof of the whole objective. Read them alongside the label work. Accept an equivalent spoken, signed, pointed or drawn answer. If an adult scribes, preserve the pupil's meaning. A tick selected after an answer reveal is supported practice, not independent evidence.</w:t>
+      </w:r>
+    </w:p>
+    <w:p>
+      <w:r>
+        <w:rPr>
+          <w:b w:val="0"/>
+        </w:rPr>
+        <w:t>Use a book, the screen or a printed ticket as appropriate. Do not require the same answer to be copied into all three. Where a response has not yet been received, offer an appropriate opportunity; never invent a completed loop.</w:t>
+      </w:r>
+    </w:p>
+    <w:p>
+      <w:r>
+        <w:br w:type="page"/>
+      </w:r>
+    </w:p>
+    <w:p>
+      <w:pPr>
+        <w:pStyle w:val="Heading1"/>
+      </w:pPr>
+      <w:r>
+        <w:t>Responses to the label work</w:t>
+      </w:r>
+    </w:p>
+    <w:p>
+      <w:r>
+        <w:rPr>
+          <w:b w:val="0"/>
+        </w:rPr>
+        <w:t>These examples guide teaching. They do not automatically award an assessment outcome.</w:t>
+      </w:r>
+    </w:p>
+    <w:p>
+      <w:r>
+        <w:rPr>
+          <w:b/>
+        </w:rPr>
+        <w:t>Reads and orders the full sugar values accurately.</w:t>
+      </w:r>
+    </w:p>
+    <w:p>
+      <w:r>
+        <w:rPr>
+          <w:b w:val="0"/>
+        </w:rPr>
+        <w:t>Offer a fresh comparison or a suitable mixed-basis extension. Revisit: Can the pupil keep the new claim within the evidence?</w:t>
+      </w:r>
+    </w:p>
+    <w:p>
+      <w:r>
+        <w:rPr>
+          <w:b/>
+        </w:rPr>
+        <w:t>Correct number, missing unit or basis.</w:t>
+      </w:r>
+    </w:p>
+    <w:p>
+      <w:r>
+        <w:rPr>
+          <w:b w:val="0"/>
+        </w:rPr>
+        <w:t>Model one complete reading: 9 g sugars per 100 g. Revisit: Let the pupil read or point to all three parts on another label.</w:t>
+      </w:r>
+    </w:p>
+    <w:p>
+      <w:r>
+        <w:rPr>
+          <w:b/>
+        </w:rPr>
+        <w:t>Copies total carbohydrate.</w:t>
+      </w:r>
+    </w:p>
+    <w:p>
+      <w:r>
+        <w:rPr>
+          <w:b w:val="0"/>
+        </w:rPr>
+        <w:t>Contrast the carbohydrate and "of which sugars" rows; cover the other rows if useful. Revisit: Receive the pupil's choice of the sugar row on a different label.</w:t>
+      </w:r>
+    </w:p>
+    <w:p>
+      <w:r>
+        <w:rPr>
+          <w:b/>
+        </w:rPr>
+        <w:t>Understands orally; reading or recording is the barrier.</w:t>
+      </w:r>
+    </w:p>
+    <w:p>
+      <w:r>
+        <w:rPr>
+          <w:b w:val="0"/>
+        </w:rPr>
+        <w:t>Enlarge the label, read it exactly, offer pointing or exact scribing. Revisit: Keep the same scientific question and check what the pupil means.</w:t>
+      </w:r>
+    </w:p>
+    <w:p>
+      <w:r>
+        <w:rPr>
+          <w:b/>
+        </w:rPr>
+        <w:t>Compares 3 per serving with 4 per 100 g.</w:t>
+      </w:r>
+    </w:p>
+    <w:p>
+      <w:r>
+        <w:rPr>
+          <w:b w:val="0"/>
+        </w:rPr>
+        <w:t>Check the food amounts first; use matched labels, or model equal masses if appropriate. Revisit: Ask why the two raw numbers cannot yet be compared fairly.</w:t>
+      </w:r>
+    </w:p>
+    <w:p>
+      <w:r>
+        <w:rPr>
+          <w:b/>
+        </w:rPr>
+        <w:t>Declines to respond.</w:t>
+      </w:r>
+    </w:p>
+    <w:p>
+      <w:r>
+        <w:rPr>
+          <w:b w:val="0"/>
+        </w:rPr>
+        <w:t>Consider regulation, communication, relationship, task demand and timing; re-offer an alternative when appropriate. Revisit: Do not infer understanding or invent a response.</w:t>
+      </w:r>
+    </w:p>
+    <w:p>
+      <w:r>
+        <w:br w:type="page"/>
+      </w:r>
+    </w:p>
+    <w:p>
+      <w:pPr>
+        <w:pStyle w:val="Heading1"/>
+      </w:pPr>
+      <w:r>
+        <w:t>Arrival answers Supported</w:t>
+      </w:r>
+    </w:p>
+    <w:p>
+      <w:r>
+        <w:rPr>
+          <w:b w:val="0"/>
+        </w:rPr>
+        <w:t>Receive the pupil's response before revealing. Record the help actually given. Correct answers read from a clue are supported responses.</w:t>
       </w:r>
     </w:p>
     <w:p>
@@ -61,17 +350,100 @@
         <w:pStyle w:val="Heading2"/>
       </w:pPr>
       <w:r>
-        <w:t>Access and participation</w:t>
+        <w:t>1. Food chain</w:t>
       </w:r>
     </w:p>
     <w:p>
       <w:r>
-        <w:t>Offer reading aloud, pointing, signing, quiet thinking, a no-touch route and exact scribing where these support the learner. Keep the same subject decision. In shared work, let each learner commit before feedback; use a partner as card mover or checker, then swap. Avoid public speed rankings.</w:t>
+        <w:rPr>
+          <w:b w:val="0"/>
+        </w:rPr>
+        <w:t>Plant → caterpillar → bird. Which is the plant that starts this chain?</w:t>
       </w:r>
     </w:p>
     <w:p>
       <w:r>
-        <w:t>Source lesson curriculum link: Sugar investigation and Autumn 1 consolidation: skeletons, muscles and nutrition.</w:t>
+        <w:rPr>
+          <w:b w:val="0"/>
+        </w:rPr>
+        <w:t>Answer guidance: The plant is the producer. The arrows show food and energy passing to the next living thing.</w:t>
+      </w:r>
+    </w:p>
+    <w:p>
+      <w:pPr>
+        <w:pStyle w:val="Heading2"/>
+      </w:pPr>
+      <w:r>
+        <w:t>2. Body jobs</w:t>
+      </w:r>
+    </w:p>
+    <w:p>
+      <w:r>
+        <w:rPr>
+          <w:b w:val="0"/>
+        </w:rPr>
+        <w:t>Food helps us have energy and grow. Choose: energy only / growth only / both.</w:t>
+      </w:r>
+    </w:p>
+    <w:p>
+      <w:r>
+        <w:rPr>
+          <w:b w:val="0"/>
+        </w:rPr>
+        <w:t>Answer guidance: Both. Nutrients support energy needs, growth and repair.</w:t>
+      </w:r>
+    </w:p>
+    <w:p>
+      <w:pPr>
+        <w:pStyle w:val="Heading2"/>
+      </w:pPr>
+      <w:r>
+        <w:t>3. A varied pattern</w:t>
+      </w:r>
+    </w:p>
+    <w:p>
+      <w:r>
+        <w:rPr>
+          <w:b w:val="0"/>
+        </w:rPr>
+        <w:t>A balanced eating pattern includes a range of foods. Choose: one food always / a range of foods.</w:t>
+      </w:r>
+    </w:p>
+    <w:p>
+      <w:r>
+        <w:rPr>
+          <w:b w:val="0"/>
+        </w:rPr>
+        <w:t>Answer guidance: A range of foods. One food does not have to supply everything.</w:t>
+      </w:r>
+    </w:p>
+    <w:p>
+      <w:pPr>
+        <w:pStyle w:val="Heading2"/>
+      </w:pPr>
+      <w:r>
+        <w:t>4. Label clue</w:t>
+      </w:r>
+    </w:p>
+    <w:p>
+      <w:r>
+        <w:rPr>
+          <w:b w:val="0"/>
+        </w:rPr>
+        <w:t>Teaching label: 'of which sugars: 4 g per 100 g'. Point to the sugar number.</w:t>
+      </w:r>
+    </w:p>
+    <w:p>
+      <w:r>
+        <w:rPr>
+          <w:b w:val="0"/>
+        </w:rPr>
+        <w:t>Answer guidance: 4. The complete sugar value is 4 g per 100 g.</w:t>
+      </w:r>
+    </w:p>
+    <w:p>
+      <w:r>
+        <w:br w:type="page"/>
       </w:r>
     </w:p>
     <w:p>
@@ -79,659 +451,15 @@
         <w:pStyle w:val="Heading1"/>
       </w:pPr>
       <w:r>
-        <w:t>40-minute teaching sequence</w:t>
+        <w:t>Arrival answers Standard</w:t>
       </w:r>
-    </w:p>
-    <w:tbl>
-      <w:tblPr>
-        <w:tblW w:type="dxa" w:w="9865"/>
-        <w:jc w:val="center"/>
-        <w:tblLayout w:type="fixed"/>
-        <w:tblLook w:firstColumn="1" w:firstRow="1" w:lastColumn="0" w:lastRow="0" w:noHBand="0" w:noVBand="1" w:val="04A0"/>
-        <w:tblInd w:w="0" w:type="dxa"/>
-        <w:tblCellMar>
-          <w:top w:w="90" w:type="dxa"/>
-          <w:left w:w="90" w:type="dxa"/>
-          <w:bottom w:w="90" w:type="dxa"/>
-          <w:right w:w="90" w:type="dxa"/>
-        </w:tblCellMar>
-      </w:tblPr>
-      <w:tblGrid>
-        <w:gridCol w:w="3288"/>
-        <w:gridCol w:w="3288"/>
-        <w:gridCol w:w="3288"/>
-      </w:tblGrid>
-      <w:tr>
-        <w:trPr>
-          <w:cantSplit/>
-          <w:tblHeader/>
-        </w:trPr>
-        <w:tc>
-          <w:tcPr>
-            <w:tcW w:type="dxa" w:w="3288"/>
-            <w:vAlign w:val="top"/>
-            <w:shd w:fill="4E7A9B"/>
-          </w:tcPr>
-          <w:p>
-            <w:pPr>
-              <w:spacing w:after="60" w:line="269" w:lineRule="auto"/>
-            </w:pPr>
-            <w:r>
-              <w:rPr>
-                <w:rFonts w:ascii="Arial" w:hAnsi="Arial"/>
-                <w:b/>
-                <w:color w:val="FFFFFF"/>
-                <w:sz w:val="20"/>
-              </w:rPr>
-              <w:t>Stage / total time</w:t>
-            </w:r>
-          </w:p>
-        </w:tc>
-        <w:tc>
-          <w:tcPr>
-            <w:tcW w:type="dxa" w:w="3288"/>
-            <w:vAlign w:val="top"/>
-            <w:shd w:fill="4E7A9B"/>
-          </w:tcPr>
-          <w:p>
-            <w:pPr>
-              <w:spacing w:after="60" w:line="269" w:lineRule="auto"/>
-            </w:pPr>
-            <w:r>
-              <w:rPr>
-                <w:rFonts w:ascii="Arial" w:hAnsi="Arial"/>
-                <w:b/>
-                <w:color w:val="FFFFFF"/>
-                <w:sz w:val="20"/>
-              </w:rPr>
-              <w:t>Teaching move</w:t>
-            </w:r>
-          </w:p>
-        </w:tc>
-        <w:tc>
-          <w:tcPr>
-            <w:tcW w:type="dxa" w:w="3288"/>
-            <w:vAlign w:val="top"/>
-            <w:shd w:fill="4E7A9B"/>
-          </w:tcPr>
-          <w:p>
-            <w:pPr>
-              <w:spacing w:after="60" w:line="269" w:lineRule="auto"/>
-            </w:pPr>
-            <w:r>
-              <w:rPr>
-                <w:rFonts w:ascii="Arial" w:hAnsi="Arial"/>
-                <w:b/>
-                <w:color w:val="FFFFFF"/>
-                <w:sz w:val="20"/>
-              </w:rPr>
-              <w:t>Adult support / response</w:t>
-            </w:r>
-          </w:p>
-        </w:tc>
-      </w:tr>
-      <w:tr>
-        <w:trPr>
-          <w:cantSplit/>
-        </w:trPr>
-        <w:tc>
-          <w:tcPr>
-            <w:tcW w:type="dxa" w:w="3288"/>
-            <w:vAlign w:val="top"/>
-            <w:shd w:fill="FFFFFF"/>
-          </w:tcPr>
-          <w:p>
-            <w:pPr>
-              <w:spacing w:after="60" w:line="269" w:lineRule="auto"/>
-            </w:pPr>
-            <w:r>
-              <w:rPr>
-                <w:rFonts w:ascii="Arial" w:hAnsi="Arial"/>
-                <w:b w:val="0"/>
-                <w:color w:val="18233F"/>
-                <w:sz w:val="20"/>
-              </w:rPr>
-              <w:t>Arrival · 4 min</w:t>
-            </w:r>
-          </w:p>
-        </w:tc>
-        <w:tc>
-          <w:tcPr>
-            <w:tcW w:type="dxa" w:w="3288"/>
-            <w:vAlign w:val="top"/>
-            <w:shd w:fill="FFFFFF"/>
-          </w:tcPr>
-          <w:p>
-            <w:pPr>
-              <w:spacing w:after="60" w:line="269" w:lineRule="auto"/>
-            </w:pPr>
-            <w:r>
-              <w:rPr>
-                <w:rFonts w:ascii="Arial" w:hAnsi="Arial"/>
-                <w:b w:val="0"/>
-                <w:color w:val="18233F"/>
-                <w:sz w:val="20"/>
-              </w:rPr>
-              <w:t>Explain what the arrow means in plant → caterpillar → bird. Name two different jobs supported by nutrients.</w:t>
-            </w:r>
-          </w:p>
-        </w:tc>
-        <w:tc>
-          <w:tcPr>
-            <w:tcW w:type="dxa" w:w="3288"/>
-            <w:vAlign w:val="top"/>
-            <w:shd w:fill="FFFFFF"/>
-          </w:tcPr>
-          <w:p>
-            <w:pPr>
-              <w:spacing w:after="60" w:line="269" w:lineRule="auto"/>
-            </w:pPr>
-            <w:r>
-              <w:rPr>
-                <w:rFonts w:ascii="Arial" w:hAnsi="Arial"/>
-                <w:b w:val="0"/>
-                <w:color w:val="18233F"/>
-                <w:sz w:val="20"/>
-              </w:rPr>
-              <w:t>Wait, regulate and retrieve through the lightest workable route. If recall is inaccessible, point to one retrieval sentence; do not teach today’s answer.</w:t>
-            </w:r>
-          </w:p>
-        </w:tc>
-      </w:tr>
-      <w:tr>
-        <w:trPr>
-          <w:cantSplit/>
-        </w:trPr>
-        <w:tc>
-          <w:tcPr>
-            <w:tcW w:type="dxa" w:w="3288"/>
-            <w:vAlign w:val="top"/>
-            <w:shd w:fill="F1F5F6"/>
-          </w:tcPr>
-          <w:p>
-            <w:pPr>
-              <w:spacing w:after="60" w:line="269" w:lineRule="auto"/>
-            </w:pPr>
-            <w:r>
-              <w:rPr>
-                <w:rFonts w:ascii="Arial" w:hAnsi="Arial"/>
-                <w:b w:val="0"/>
-                <w:color w:val="18233F"/>
-                <w:sz w:val="20"/>
-              </w:rPr>
-              <w:t>Starter · 4 min</w:t>
-            </w:r>
-          </w:p>
-        </w:tc>
-        <w:tc>
-          <w:tcPr>
-            <w:tcW w:type="dxa" w:w="3288"/>
-            <w:vAlign w:val="top"/>
-            <w:shd w:fill="F1F5F6"/>
-          </w:tcPr>
-          <w:p>
-            <w:pPr>
-              <w:spacing w:after="60" w:line="269" w:lineRule="auto"/>
-            </w:pPr>
-            <w:r>
-              <w:rPr>
-                <w:rFonts w:ascii="Arial" w:hAnsi="Arial"/>
-                <w:b w:val="0"/>
-                <w:color w:val="18233F"/>
-                <w:sz w:val="20"/>
-              </w:rPr>
-              <w:t>Think first. Point, say, sign or write your choice.</w:t>
-            </w:r>
-          </w:p>
-        </w:tc>
-        <w:tc>
-          <w:tcPr>
-            <w:tcW w:type="dxa" w:w="3288"/>
-            <w:vAlign w:val="top"/>
-            <w:shd w:fill="F1F5F6"/>
-          </w:tcPr>
-          <w:p>
-            <w:pPr>
-              <w:spacing w:after="60" w:line="269" w:lineRule="auto"/>
-            </w:pPr>
-            <w:r>
-              <w:rPr>
-                <w:rFonts w:ascii="Arial" w:hAnsi="Arial"/>
-                <w:b w:val="0"/>
-                <w:color w:val="18233F"/>
-                <w:sz w:val="20"/>
-              </w:rPr>
-              <w:t>Protect curiosity: receive every first idea without judgement. Ask ‘What makes you think that?’ and preserve the prediction for later evidence.</w:t>
-            </w:r>
-          </w:p>
-        </w:tc>
-      </w:tr>
-      <w:tr>
-        <w:trPr>
-          <w:cantSplit/>
-        </w:trPr>
-        <w:tc>
-          <w:tcPr>
-            <w:tcW w:type="dxa" w:w="3288"/>
-            <w:vAlign w:val="top"/>
-            <w:shd w:fill="FFFFFF"/>
-          </w:tcPr>
-          <w:p>
-            <w:pPr>
-              <w:spacing w:after="60" w:line="269" w:lineRule="auto"/>
-            </w:pPr>
-            <w:r>
-              <w:rPr>
-                <w:rFonts w:ascii="Arial" w:hAnsi="Arial"/>
-                <w:b w:val="0"/>
-                <w:color w:val="18233F"/>
-                <w:sz w:val="20"/>
-              </w:rPr>
-              <w:t>I do · 5 min</w:t>
-            </w:r>
-          </w:p>
-        </w:tc>
-        <w:tc>
-          <w:tcPr>
-            <w:tcW w:type="dxa" w:w="3288"/>
-            <w:vAlign w:val="top"/>
-            <w:shd w:fill="FFFFFF"/>
-          </w:tcPr>
-          <w:p>
-            <w:pPr>
-              <w:spacing w:after="60" w:line="269" w:lineRule="auto"/>
-            </w:pPr>
-            <w:r>
-              <w:rPr>
-                <w:rFonts w:ascii="Arial" w:hAnsi="Arial"/>
-                <w:b w:val="0"/>
-                <w:color w:val="18233F"/>
-                <w:sz w:val="20"/>
-              </w:rPr>
-              <w:t>nutrition label — food information panel per 100 g — in the same 100 g amount evidence — the number we read Find the nutrition panel, then find ‘Carbohydrate — of which sugars’ on the supplied simplified card. Read all three parts aloud: the number, the unit g and the basis per 100 g.</w:t>
-            </w:r>
-          </w:p>
-        </w:tc>
-        <w:tc>
-          <w:tcPr>
-            <w:tcW w:type="dxa" w:w="3288"/>
-            <w:vAlign w:val="top"/>
-            <w:shd w:fill="FFFFFF"/>
-          </w:tcPr>
-          <w:p>
-            <w:pPr>
-              <w:spacing w:after="60" w:line="269" w:lineRule="auto"/>
-            </w:pPr>
-            <w:r>
-              <w:rPr>
-                <w:rFonts w:ascii="Arial" w:hAnsi="Arial"/>
-                <w:b w:val="0"/>
-                <w:color w:val="18233F"/>
-                <w:sz w:val="20"/>
-              </w:rPr>
-              <w:t>Let the teacher/model carry the explanation; pupils watch, point or track. Use a visual cue only if access is the barrier, then fade it.</w:t>
-            </w:r>
-          </w:p>
-        </w:tc>
-      </w:tr>
-      <w:tr>
-        <w:trPr>
-          <w:cantSplit/>
-        </w:trPr>
-        <w:tc>
-          <w:tcPr>
-            <w:tcW w:type="dxa" w:w="3288"/>
-            <w:vAlign w:val="top"/>
-            <w:shd w:fill="F1F5F6"/>
-          </w:tcPr>
-          <w:p>
-            <w:pPr>
-              <w:spacing w:after="60" w:line="269" w:lineRule="auto"/>
-            </w:pPr>
-            <w:r>
-              <w:rPr>
-                <w:rFonts w:ascii="Arial" w:hAnsi="Arial"/>
-                <w:b w:val="0"/>
-                <w:color w:val="18233F"/>
-                <w:sz w:val="20"/>
-              </w:rPr>
-              <w:t>We do · 5 min</w:t>
-            </w:r>
-          </w:p>
-        </w:tc>
-        <w:tc>
-          <w:tcPr>
-            <w:tcW w:type="dxa" w:w="3288"/>
-            <w:vAlign w:val="top"/>
-            <w:shd w:fill="F1F5F6"/>
-          </w:tcPr>
-          <w:p>
-            <w:pPr>
-              <w:spacing w:after="60" w:line="269" w:lineRule="auto"/>
-            </w:pPr>
-            <w:r>
-              <w:rPr>
-                <w:rFonts w:ascii="Arial" w:hAnsi="Arial"/>
-                <w:b w:val="0"/>
-                <w:color w:val="18233F"/>
-                <w:sz w:val="20"/>
-              </w:rPr>
-              <w:t>Commit to an answer. Show the evidence you used.</w:t>
-            </w:r>
-          </w:p>
-        </w:tc>
-        <w:tc>
-          <w:tcPr>
-            <w:tcW w:type="dxa" w:w="3288"/>
-            <w:vAlign w:val="top"/>
-            <w:shd w:fill="F1F5F6"/>
-          </w:tcPr>
-          <w:p>
-            <w:pPr>
-              <w:spacing w:after="60" w:line="269" w:lineRule="auto"/>
-            </w:pPr>
-            <w:r>
-              <w:rPr>
-                <w:rFonts w:ascii="Arial" w:hAnsi="Arial"/>
-                <w:b w:val="0"/>
-                <w:color w:val="18233F"/>
-                <w:sz w:val="20"/>
-              </w:rPr>
-              <w:t>Scan every response mode. Do not infer understanding from handwriting or confidence. Secure: transfer. Mixed: contrast. Misconception: counterexample then a fresh question.</w:t>
-            </w:r>
-          </w:p>
-        </w:tc>
-      </w:tr>
-      <w:tr>
-        <w:trPr>
-          <w:cantSplit/>
-        </w:trPr>
-        <w:tc>
-          <w:tcPr>
-            <w:tcW w:type="dxa" w:w="3288"/>
-            <w:vAlign w:val="top"/>
-            <w:shd w:fill="FFFFFF"/>
-          </w:tcPr>
-          <w:p>
-            <w:pPr>
-              <w:spacing w:after="60" w:line="269" w:lineRule="auto"/>
-            </w:pPr>
-            <w:r>
-              <w:rPr>
-                <w:rFonts w:ascii="Arial" w:hAnsi="Arial"/>
-                <w:b w:val="0"/>
-                <w:color w:val="18233F"/>
-                <w:sz w:val="20"/>
-              </w:rPr>
-              <w:t>I do 2 · 4 min</w:t>
-            </w:r>
-          </w:p>
-        </w:tc>
-        <w:tc>
-          <w:tcPr>
-            <w:tcW w:type="dxa" w:w="3288"/>
-            <w:vAlign w:val="top"/>
-            <w:shd w:fill="FFFFFF"/>
-          </w:tcPr>
-          <w:p>
-            <w:pPr>
-              <w:spacing w:after="60" w:line="269" w:lineRule="auto"/>
-            </w:pPr>
-            <w:r>
-              <w:rPr>
-                <w:rFonts w:ascii="Arial" w:hAnsi="Arial"/>
-                <w:b w:val="0"/>
-                <w:color w:val="18233F"/>
-                <w:sz w:val="20"/>
-              </w:rPr>
-              <w:t>Place the four same-basis values on a number line from the smallest number to the largest. Say the bounded conclusion: ‘Label A has less sugar per 100 g than Label D.’ Keep ‘per 100 g’ in the sentence.</w:t>
-            </w:r>
-          </w:p>
-        </w:tc>
-        <w:tc>
-          <w:tcPr>
-            <w:tcW w:type="dxa" w:w="3288"/>
-            <w:vAlign w:val="top"/>
-            <w:shd w:fill="FFFFFF"/>
-          </w:tcPr>
-          <w:p>
-            <w:pPr>
-              <w:spacing w:after="60" w:line="269" w:lineRule="auto"/>
-            </w:pPr>
-            <w:r>
-              <w:rPr>
-                <w:rFonts w:ascii="Arial" w:hAnsi="Arial"/>
-                <w:b w:val="0"/>
-                <w:color w:val="18233F"/>
-                <w:sz w:val="20"/>
-              </w:rPr>
-              <w:t>Model one complete evidence-to-explanation sentence, then pause. Keep the science words; change density, modality or adult role before changing the goal.</w:t>
-            </w:r>
-          </w:p>
-        </w:tc>
-      </w:tr>
-      <w:tr>
-        <w:trPr>
-          <w:cantSplit/>
-        </w:trPr>
-        <w:tc>
-          <w:tcPr>
-            <w:tcW w:type="dxa" w:w="3288"/>
-            <w:vAlign w:val="top"/>
-            <w:shd w:fill="F1F5F6"/>
-          </w:tcPr>
-          <w:p>
-            <w:pPr>
-              <w:spacing w:after="60" w:line="269" w:lineRule="auto"/>
-            </w:pPr>
-            <w:r>
-              <w:rPr>
-                <w:rFonts w:ascii="Arial" w:hAnsi="Arial"/>
-                <w:b w:val="0"/>
-                <w:color w:val="18233F"/>
-                <w:sz w:val="20"/>
-              </w:rPr>
-              <w:t>We do 2 · 4 min</w:t>
-            </w:r>
-          </w:p>
-        </w:tc>
-        <w:tc>
-          <w:tcPr>
-            <w:tcW w:type="dxa" w:w="3288"/>
-            <w:vAlign w:val="top"/>
-            <w:shd w:fill="F1F5F6"/>
-          </w:tcPr>
-          <w:p>
-            <w:pPr>
-              <w:spacing w:after="60" w:line="269" w:lineRule="auto"/>
-            </w:pPr>
-            <w:r>
-              <w:rPr>
-                <w:rFonts w:ascii="Arial" w:hAnsi="Arial"/>
-                <w:b w:val="0"/>
-                <w:color w:val="18233F"/>
-                <w:sz w:val="20"/>
-              </w:rPr>
-              <w:t>Read each supplied card, place the four values in order, then place the method and limitation cards. Find the sugar line.</w:t>
-            </w:r>
-          </w:p>
-        </w:tc>
-        <w:tc>
-          <w:tcPr>
-            <w:tcW w:type="dxa" w:w="3288"/>
-            <w:vAlign w:val="top"/>
-            <w:shd w:fill="F1F5F6"/>
-          </w:tcPr>
-          <w:p>
-            <w:pPr>
-              <w:spacing w:after="60" w:line="269" w:lineRule="auto"/>
-            </w:pPr>
-            <w:r>
-              <w:rPr>
-                <w:rFonts w:ascii="Arial" w:hAnsi="Arial"/>
-                <w:b w:val="0"/>
-                <w:color w:val="18233F"/>
-                <w:sz w:val="20"/>
-              </w:rPr>
-              <w:t>Protect pupil operation and thinking; support handling only where needed. Ask what changed and what stayed the same before supplying a scientific word.</w:t>
-            </w:r>
-          </w:p>
-        </w:tc>
-      </w:tr>
-      <w:tr>
-        <w:trPr>
-          <w:cantSplit/>
-        </w:trPr>
-        <w:tc>
-          <w:tcPr>
-            <w:tcW w:type="dxa" w:w="3288"/>
-            <w:vAlign w:val="top"/>
-            <w:shd w:fill="FFFFFF"/>
-          </w:tcPr>
-          <w:p>
-            <w:pPr>
-              <w:spacing w:after="60" w:line="269" w:lineRule="auto"/>
-            </w:pPr>
-            <w:r>
-              <w:rPr>
-                <w:rFonts w:ascii="Arial" w:hAnsi="Arial"/>
-                <w:b w:val="0"/>
-                <w:color w:val="18233F"/>
-                <w:sz w:val="20"/>
-              </w:rPr>
-              <w:t>Independent · 10 min</w:t>
-            </w:r>
-          </w:p>
-        </w:tc>
-        <w:tc>
-          <w:tcPr>
-            <w:tcW w:type="dxa" w:w="3288"/>
-            <w:vAlign w:val="top"/>
-            <w:shd w:fill="FFFFFF"/>
-          </w:tcPr>
-          <w:p>
-            <w:pPr>
-              <w:spacing w:after="60" w:line="269" w:lineRule="auto"/>
-            </w:pPr>
-            <w:r>
-              <w:rPr>
-                <w:rFonts w:ascii="Arial" w:hAnsi="Arial"/>
-                <w:b w:val="0"/>
-                <w:color w:val="18233F"/>
-                <w:sz w:val="20"/>
-              </w:rPr>
-              <w:t>Read and order four supplied label cards from least to most sugar per 100 g, then write or communicate one supported claim and one limitation. Record: Four sugar values in correct order with g per 100 g, one evidence sentence and one statement of what the comparison cannot show.</w:t>
-            </w:r>
-          </w:p>
-        </w:tc>
-        <w:tc>
-          <w:tcPr>
-            <w:tcW w:type="dxa" w:w="3288"/>
-            <w:vAlign w:val="top"/>
-            <w:shd w:fill="FFFFFF"/>
-          </w:tcPr>
-          <w:p>
-            <w:pPr>
-              <w:spacing w:after="60" w:line="269" w:lineRule="auto"/>
-            </w:pPr>
-            <w:r>
-              <w:rPr>
-                <w:rFonts w:ascii="Arial" w:hAnsi="Arial"/>
-                <w:b w:val="0"/>
-                <w:color w:val="18233F"/>
-                <w:sz w:val="20"/>
-              </w:rPr>
-              <w:t>Protect independence. Accept equivalent evidence routes and scribe exact meaning. Prompt only as much as needed; fade as soon as the pupil continues.</w:t>
-            </w:r>
-          </w:p>
-        </w:tc>
-      </w:tr>
-      <w:tr>
-        <w:trPr>
-          <w:cantSplit/>
-        </w:trPr>
-        <w:tc>
-          <w:tcPr>
-            <w:tcW w:type="dxa" w:w="3288"/>
-            <w:vAlign w:val="top"/>
-            <w:shd w:fill="F1F5F6"/>
-          </w:tcPr>
-          <w:p>
-            <w:pPr>
-              <w:spacing w:after="60" w:line="269" w:lineRule="auto"/>
-            </w:pPr>
-            <w:r>
-              <w:rPr>
-                <w:rFonts w:ascii="Arial" w:hAnsi="Arial"/>
-                <w:b w:val="0"/>
-                <w:color w:val="18233F"/>
-                <w:sz w:val="20"/>
-              </w:rPr>
-              <w:t>Exit · 4 min</w:t>
-            </w:r>
-          </w:p>
-        </w:tc>
-        <w:tc>
-          <w:tcPr>
-            <w:tcW w:type="dxa" w:w="3288"/>
-            <w:vAlign w:val="top"/>
-            <w:shd w:fill="F1F5F6"/>
-          </w:tcPr>
-          <w:p>
-            <w:pPr>
-              <w:spacing w:after="60" w:line="269" w:lineRule="auto"/>
-            </w:pPr>
-            <w:r>
-              <w:rPr>
-                <w:rFonts w:ascii="Arial" w:hAnsi="Arial"/>
-                <w:b w:val="0"/>
-                <w:color w:val="18233F"/>
-                <w:sz w:val="20"/>
-              </w:rPr>
-              <w:t>Give one fair same-basis sugar comparison and state why sugar alone cannot describe the whole food. Point to, read or explain the evidence you made.</w:t>
-            </w:r>
-          </w:p>
-        </w:tc>
-        <w:tc>
-          <w:tcPr>
-            <w:tcW w:type="dxa" w:w="3288"/>
-            <w:vAlign w:val="top"/>
-            <w:shd w:fill="F1F5F6"/>
-          </w:tcPr>
-          <w:p>
-            <w:pPr>
-              <w:spacing w:after="60" w:line="269" w:lineRule="auto"/>
-            </w:pPr>
-            <w:r>
-              <w:rPr>
-                <w:rFonts w:ascii="Arial" w:hAnsi="Arial"/>
-                <w:b w:val="0"/>
-                <w:color w:val="18233F"/>
-                <w:sz w:val="20"/>
-              </w:rPr>
-              <w:t>Genuinely receive one final response and name back the Science heard or seen. Choose one visible next move; written closure is optional when Voice and Audience are observable.</w:t>
-            </w:r>
-          </w:p>
-        </w:tc>
-      </w:tr>
-    </w:tbl>
-    <w:p>
-      <w:pPr>
-        <w:spacing w:after="0"/>
-      </w:pPr>
     </w:p>
     <w:p>
       <w:r>
-        <w:t>The timing belongs to the whole stage. Several PowerPoint slides may share it; do not restart that time on every slide. Full source-stage text is in the PowerPoint speaker notes and original HTML.</w:t>
-      </w:r>
-    </w:p>
-    <w:p>
-      <w:pPr>
-        <w:pStyle w:val="Heading1"/>
-        <w:pageBreakBefore/>
-      </w:pPr>
-      <w:r>
-        <w:t>Answers, evidence and feedback</w:t>
+        <w:rPr>
+          <w:b w:val="0"/>
+        </w:rPr>
+        <w:t>Receive the pupil's response before revealing. Record the help actually given. Correct answers read from a clue are supported responses.</w:t>
       </w:r>
     </w:p>
     <w:p>
@@ -739,12 +467,23 @@
         <w:pStyle w:val="Heading2"/>
       </w:pPr>
       <w:r>
-        <w:t>Hinge answer: Compare 4 g per 100 g with 11 g per 100 g.</w:t>
+        <w:t>1. Read the arrow</w:t>
       </w:r>
     </w:p>
     <w:p>
       <w:r>
-        <w:t>Yes. Both values describe sugar in the same 100 g mass, so the numbers can be ordered directly.</w:t>
+        <w:rPr>
+          <w:b w:val="0"/>
+        </w:rPr>
+        <w:t>Plant → caterpillar → bird. What does the arrow from plant to caterpillar show?</w:t>
+      </w:r>
+    </w:p>
+    <w:p>
+      <w:r>
+        <w:rPr>
+          <w:b w:val="0"/>
+        </w:rPr>
+        <w:t>Answer guidance: The caterpillar gets food and energy by eating the plant. The arrow points in the direction of transfer.</w:t>
       </w:r>
     </w:p>
     <w:p>
@@ -752,12 +491,23 @@
         <w:pStyle w:val="Heading2"/>
       </w:pPr>
       <w:r>
-        <w:t>Misconception repair</w:t>
+        <w:t>2. Recall body jobs</w:t>
       </w:r>
     </w:p>
     <w:p>
       <w:r>
-        <w:t>Repaired. The cards support a least-to-most sugar order per 100 g, not a complete health judgement.</w:t>
+        <w:rPr>
+          <w:b w:val="0"/>
+        </w:rPr>
+        <w:t>Name two jobs that nutrients from food support.</w:t>
+      </w:r>
+    </w:p>
+    <w:p>
+      <w:r>
+        <w:rPr>
+          <w:b w:val="0"/>
+        </w:rPr>
+        <w:t>Answer guidance: Any two: supplying energy, growth, repairing tissues. Accept other correct nutrient functions.</w:t>
       </w:r>
     </w:p>
     <w:p>
@@ -765,12 +515,23 @@
         <w:pStyle w:val="Heading2"/>
       </w:pPr>
       <w:r>
-        <w:t>Guided checkpoint</w:t>
+        <w:t>3. Explain variety</w:t>
       </w:r>
     </w:p>
     <w:p>
       <w:r>
-        <w:t>Yes. Both values describe sugar in the same 100 g mass, so the numbers can be ordered directly. Check the nutrient, unit and basis. All three must match before the numbers are ordered.</w:t>
+        <w:rPr>
+          <w:b w:val="0"/>
+        </w:rPr>
+        <w:t>Why does a balanced eating pattern include a range of foods?</w:t>
+      </w:r>
+    </w:p>
+    <w:p>
+      <w:r>
+        <w:rPr>
+          <w:b w:val="0"/>
+        </w:rPr>
+        <w:t>Answer guidance: Different foods provide different nutrients and amounts. A varied pattern helps meet different needs; no single food must do every job.</w:t>
       </w:r>
     </w:p>
     <w:p>
@@ -778,12 +539,44 @@
         <w:pStyle w:val="Heading2"/>
       </w:pPr>
       <w:r>
-        <w:t>Label A · 4 g per 100 g</w:t>
+        <w:t>4. Read all three</w:t>
       </w:r>
     </w:p>
     <w:p>
       <w:r>
-        <w:t>1 · LEAST SUGAR PER 100 g. 4 is the smallest supplied same-basis value. Compare the four numbers only after checking they all say per 100 g.</w:t>
+        <w:rPr>
+          <w:b w:val="0"/>
+        </w:rPr>
+        <w:t>A label says 'of which sugars: 4 g per 100 g'. Give the number, unit and basis.</w:t>
+      </w:r>
+    </w:p>
+    <w:p>
+      <w:r>
+        <w:rPr>
+          <w:b w:val="0"/>
+        </w:rPr>
+        <w:t>Answer guidance: Number: 4. Unit: g (grams). Basis: per 100 g of food.</w:t>
+      </w:r>
+    </w:p>
+    <w:p>
+      <w:r>
+        <w:br w:type="page"/>
+      </w:r>
+    </w:p>
+    <w:p>
+      <w:pPr>
+        <w:pStyle w:val="Heading1"/>
+      </w:pPr>
+      <w:r>
+        <w:t>Arrival answers Stretch</w:t>
+      </w:r>
+    </w:p>
+    <w:p>
+      <w:r>
+        <w:rPr>
+          <w:b w:val="0"/>
+        </w:rPr>
+        <w:t>Receive the pupil's response before revealing. Record the help actually given. Correct answers read from a clue are supported responses.</w:t>
       </w:r>
     </w:p>
     <w:p>
@@ -791,12 +584,23 @@
         <w:pStyle w:val="Heading2"/>
       </w:pPr>
       <w:r>
-        <w:t>Label B · 9 g per 100 g</w:t>
+        <w:t>1. Use food-chain evidence</w:t>
       </w:r>
     </w:p>
     <w:p>
       <w:r>
-        <w:t>2 · NEXT VALUE. 9 comes after 4 and before 14 on the number line. Place 9 between the smaller 4 and larger 14.</w:t>
+        <w:rPr>
+          <w:b w:val="0"/>
+        </w:rPr>
+        <w:t>Plant → caterpillar → bird. Explain why the arrows are not pointing towards what each animal hunts or eats.</w:t>
+      </w:r>
+    </w:p>
+    <w:p>
+      <w:r>
+        <w:rPr>
+          <w:b w:val="0"/>
+        </w:rPr>
+        <w:t>Answer guidance: The arrows show food and energy moving from the organism eaten to the consumer, not the direction the consumer travels to find food.</w:t>
       </w:r>
     </w:p>
     <w:p>
@@ -804,12 +608,23 @@
         <w:pStyle w:val="Heading2"/>
       </w:pPr>
       <w:r>
-        <w:t>Label C · 14 g per 100 g</w:t>
+        <w:t>2. Separate the claims</w:t>
       </w:r>
     </w:p>
     <w:p>
       <w:r>
-        <w:t>3 · NEXT VALUE. 14 comes after 9 and before 23. Use the number line: 9 &lt; 14 &lt; 23.</w:t>
+        <w:rPr>
+          <w:b w:val="0"/>
+        </w:rPr>
+        <w:t>'Food supplies energy' and 'This person eats badly'. Which is a statement about a body job?</w:t>
+      </w:r>
+    </w:p>
+    <w:p>
+      <w:r>
+        <w:rPr>
+          <w:b w:val="0"/>
+        </w:rPr>
+        <w:t>Answer guidance: 'Food supplies energy' describes a body job. The second judges a person and is not supported by that nutrient fact.</w:t>
       </w:r>
     </w:p>
     <w:p>
@@ -817,12 +632,23 @@
         <w:pStyle w:val="Heading2"/>
       </w:pPr>
       <w:r>
-        <w:t>Label D · 23 g per 100 g</w:t>
+        <w:t>3. Limit a judgement</w:t>
       </w:r>
     </w:p>
     <w:p>
       <w:r>
-        <w:t>4 · MOST SUGAR PER 100 g. 23 is the largest supplied same-basis value. Find the greatest of 4, 9, 14 and 23.</w:t>
+        <w:rPr>
+          <w:b w:val="0"/>
+        </w:rPr>
+        <w:t>Can one food's sugar value describe a person's whole eating pattern? Explain.</w:t>
+      </w:r>
+    </w:p>
+    <w:p>
+      <w:r>
+        <w:rPr>
+          <w:b w:val="0"/>
+        </w:rPr>
+        <w:t>Answer guidance: No. One sugar value does not show all foods, nutrients, amounts or the pattern over time. Keep conclusions within the evidence.</w:t>
       </w:r>
     </w:p>
     <w:p>
@@ -830,12 +656,44 @@
         <w:pStyle w:val="Heading2"/>
       </w:pPr>
       <w:r>
-        <w:t>Same nutrient, unit and basis</w:t>
+        <w:t>4. Spot the mismatch</w:t>
       </w:r>
     </w:p>
     <w:p>
       <w:r>
-        <w:t>FAIR-COMPARISON RULE. Fair rule: sugar, g and per 100 g all match. This card explains why the four numbers can be ordered directly.</w:t>
+        <w:rPr>
+          <w:b w:val="0"/>
+        </w:rPr>
+        <w:t>Can 8 g sugar per serving be compared directly with 8 g per 100 g? What is missing?</w:t>
+      </w:r>
+    </w:p>
+    <w:p>
+      <w:r>
+        <w:rPr>
+          <w:b w:val="0"/>
+        </w:rPr>
+        <w:t>Answer guidance: No, unless the serving is known to be 100 g. We need its mass and must put both values on the same basis.</w:t>
+      </w:r>
+    </w:p>
+    <w:p>
+      <w:r>
+        <w:br w:type="page"/>
+      </w:r>
+    </w:p>
+    <w:p>
+      <w:pPr>
+        <w:pStyle w:val="Heading1"/>
+      </w:pPr>
+      <w:r>
+        <w:t>Task answers</w:t>
+      </w:r>
+    </w:p>
+    <w:p>
+      <w:r>
+        <w:rPr>
+          <w:b w:val="0"/>
+        </w:rPr>
+        <w:t>Use the appropriate route. Equivalent spoken, pointed, signed or drawn answers are valid.</w:t>
       </w:r>
     </w:p>
     <w:p>
@@ -843,12 +701,15 @@
         <w:pStyle w:val="Heading2"/>
       </w:pPr>
       <w:r>
-        <w:t>Sugar is one part of nutrition</w:t>
+        <w:t>Shared activities</w:t>
       </w:r>
     </w:p>
     <w:p>
       <w:r>
-        <w:t>LIMIT OF THE CLAIM. Limit: the order answers the sugar question only. This card stops a sugar comparison becoming a claim about the whole food or person.</w:t>
+        <w:rPr>
+          <w:b w:val="0"/>
+        </w:rPr>
+        <w:t>A 4 &lt; B 9 &lt; C 14 &lt; D 23 g per 100 g. The carbohydrate row is not the sugar row. E cannot be ordered against the raw A-D numbers until converted: 3 × 4 = 12 g per 100 g, between B and C. Core success does not require that conversion. Sugar alone cannot decide whole-food health.</w:t>
       </w:r>
     </w:p>
     <w:p>
@@ -856,12 +717,51 @@
         <w:pStyle w:val="Heading2"/>
       </w:pPr>
       <w:r>
-        <w:t>Model limitation</w:t>
+        <w:t>Supported task</w:t>
       </w:r>
     </w:p>
     <w:p>
+      <w:pPr>
+        <w:pStyle w:val="ListBullet"/>
+      </w:pPr>
       <w:r>
-        <w:t>The simplified cards show sugar values only. They do not show portion eaten, frequency, other nutrients, allergies, medical needs or a whole dietary pattern.</w:t>
+        <w:rPr>
+          <w:b w:val="0"/>
+        </w:rPr>
+        <w:t>Order: A - 4 g per 100 g; B - 9 g per 100 g; C - 14 g per 100 g; D - 23 g per 100 g.</w:t>
+      </w:r>
+    </w:p>
+    <w:p>
+      <w:pPr>
+        <w:pStyle w:val="ListBullet"/>
+      </w:pPr>
+      <w:r>
+        <w:rPr>
+          <w:b w:val="0"/>
+        </w:rPr>
+        <w:t>Least: A. Most: D.</w:t>
+      </w:r>
+    </w:p>
+    <w:p>
+      <w:pPr>
+        <w:pStyle w:val="ListBullet"/>
+      </w:pPr>
+      <w:r>
+        <w:rPr>
+          <w:b w:val="0"/>
+        </w:rPr>
+        <w:t>Supported claim: A has less sugar per 100 g than D. The sugar data alone do not establish a healthiest food for everyone.</w:t>
+      </w:r>
+    </w:p>
+    <w:p>
+      <w:pPr>
+        <w:pStyle w:val="ListBullet"/>
+      </w:pPr>
+      <w:r>
+        <w:rPr>
+          <w:b w:val="0"/>
+        </w:rPr>
+        <w:t>ONE PART OF NUTRITION. These numbers describe sugar, not the whole food or eating pattern. Accept pointing, signing, speech or exact scribing without changing the pupil's scientific meaning.</w:t>
       </w:r>
     </w:p>
     <w:p>
@@ -869,27 +769,51 @@
         <w:pStyle w:val="Heading2"/>
       </w:pPr>
       <w:r>
-        <w:t>Independent evidence</w:t>
+        <w:t>Standard task</w:t>
       </w:r>
     </w:p>
     <w:p>
+      <w:pPr>
+        <w:pStyle w:val="ListBullet"/>
+      </w:pPr>
       <w:r>
-        <w:t>Four sugar values in correct order with g per 100 g, one evidence sentence and one statement of what the comparison cannot show.</w:t>
+        <w:rPr>
+          <w:b w:val="0"/>
+        </w:rPr>
+        <w:t>Sugar rows: A 4 g per 100 g; B 9 g per 100 g; C 14 g per 100 g; D 23 g per 100 g. Values 22, 67, 58 and 72 are total carbohydrate, not the requested sugar values.</w:t>
       </w:r>
     </w:p>
     <w:p>
+      <w:pPr>
+        <w:pStyle w:val="ListBullet"/>
+      </w:pPr>
       <w:r>
-        <w:t>Supported: Match four large number cards to a number line, then complete: __ g is least; __ g is most. Keep g and per 100 g printed beside every number. Offer two placements at a time and exact scribing.</w:t>
+        <w:rPr>
+          <w:b w:val="0"/>
+        </w:rPr>
+        <w:t>Order A, B, C, D: 4 &lt; 9 &lt; 14 &lt; 23, all in g per 100 g.</w:t>
       </w:r>
     </w:p>
     <w:p>
+      <w:pPr>
+        <w:pStyle w:val="ListBullet"/>
+      </w:pPr>
       <w:r>
-        <w:t>Standard: Read the four sugar lines, build the table independently and explain one comparison using less/more and per 100 g. Use: Label __ has __ g per 100 g. This is less/more than __ because __.</w:t>
+        <w:rPr>
+          <w:b w:val="0"/>
+        </w:rPr>
+        <w:t>Example: 'B has 9 g sugar per 100 g. This is less than C, which has 14 g per 100 g.' Accept any correct comparison that keeps the same basis.</w:t>
       </w:r>
     </w:p>
     <w:p>
+      <w:pPr>
+        <w:pStyle w:val="ListBullet"/>
+      </w:pPr>
       <w:r>
-        <w:t>Stretch: Audit a mixed-basis comparison, explain why it is invalid and state what extra information would be needed before a wider nutrition claim. Distinguish per serving from per 100 g and keep the conclusion within the available evidence.</w:t>
+        <w:rPr>
+          <w:b w:val="0"/>
+        </w:rPr>
+        <w:t>Valid limits include: other nutrient amounts are not all supplied; actual portion eaten is unknown; the person's needs and wider eating pattern are unknown. Sugar alone cannot identify a universally healthiest food.</w:t>
       </w:r>
     </w:p>
     <w:p>
@@ -897,280 +821,67 @@
         <w:pStyle w:val="Heading2"/>
       </w:pPr>
       <w:r>
-        <w:t>Record the teaching response</w:t>
+        <w:t>Stretch task</w:t>
       </w:r>
-    </w:p>
-    <w:tbl>
-      <w:tblPr>
-        <w:tblW w:type="dxa" w:w="9865"/>
-        <w:jc w:val="center"/>
-        <w:tblLayout w:type="fixed"/>
-        <w:tblLook w:firstColumn="1" w:firstRow="1" w:lastColumn="0" w:lastRow="0" w:noHBand="0" w:noVBand="1" w:val="04A0"/>
-        <w:tblInd w:w="0" w:type="dxa"/>
-        <w:tblCellMar>
-          <w:top w:w="90" w:type="dxa"/>
-          <w:left w:w="90" w:type="dxa"/>
-          <w:bottom w:w="90" w:type="dxa"/>
-          <w:right w:w="90" w:type="dxa"/>
-        </w:tblCellMar>
-      </w:tblPr>
-      <w:tblGrid>
-        <w:gridCol w:w="4932"/>
-        <w:gridCol w:w="4932"/>
-      </w:tblGrid>
-      <w:tr>
-        <w:trPr>
-          <w:cantSplit/>
-          <w:tblHeader/>
-        </w:trPr>
-        <w:tc>
-          <w:tcPr>
-            <w:tcW w:type="dxa" w:w="4932"/>
-            <w:vAlign w:val="top"/>
-            <w:shd w:fill="4E7A9B"/>
-          </w:tcPr>
-          <w:p>
-            <w:pPr>
-              <w:spacing w:after="60" w:line="269" w:lineRule="auto"/>
-            </w:pPr>
-            <w:r>
-              <w:rPr>
-                <w:rFonts w:ascii="Arial" w:hAnsi="Arial"/>
-                <w:b/>
-                <w:color w:val="FFFFFF"/>
-                <w:sz w:val="21"/>
-              </w:rPr>
-              <w:t>What the learner actually showed</w:t>
-            </w:r>
-          </w:p>
-        </w:tc>
-        <w:tc>
-          <w:tcPr>
-            <w:tcW w:type="dxa" w:w="4932"/>
-            <w:vAlign w:val="top"/>
-            <w:shd w:fill="4E7A9B"/>
-          </w:tcPr>
-          <w:p>
-            <w:pPr>
-              <w:spacing w:after="60" w:line="269" w:lineRule="auto"/>
-            </w:pPr>
-            <w:r>
-              <w:rPr>
-                <w:rFonts w:ascii="Arial" w:hAnsi="Arial"/>
-                <w:b/>
-                <w:color w:val="FFFFFF"/>
-                <w:sz w:val="21"/>
-              </w:rPr>
-              <w:t>Next teaching action</w:t>
-            </w:r>
-          </w:p>
-        </w:tc>
-      </w:tr>
-      <w:tr>
-        <w:trPr>
-          <w:cantSplit/>
-        </w:trPr>
-        <w:tc>
-          <w:tcPr>
-            <w:tcW w:type="dxa" w:w="4932"/>
-            <w:vAlign w:val="top"/>
-            <w:shd w:fill="FFFFFF"/>
-          </w:tcPr>
-          <w:p>
-            <w:pPr>
-              <w:spacing w:after="60" w:line="269" w:lineRule="auto"/>
-            </w:pPr>
-            <w:r>
-              <w:rPr>
-                <w:rFonts w:ascii="Arial" w:hAnsi="Arial"/>
-                <w:b w:val="0"/>
-                <w:color w:val="18233F"/>
-                <w:sz w:val="21"/>
-              </w:rPr>
-              <w:t>Secure explanation with evidence</w:t>
-            </w:r>
-          </w:p>
-        </w:tc>
-        <w:tc>
-          <w:tcPr>
-            <w:tcW w:type="dxa" w:w="4932"/>
-            <w:vAlign w:val="top"/>
-            <w:shd w:fill="FFFFFF"/>
-          </w:tcPr>
-          <w:p>
-            <w:pPr>
-              <w:spacing w:after="60" w:line="269" w:lineRule="auto"/>
-            </w:pPr>
-            <w:r>
-              <w:rPr>
-                <w:rFonts w:ascii="Arial" w:hAnsi="Arial"/>
-                <w:b w:val="0"/>
-                <w:color w:val="18233F"/>
-                <w:sz w:val="21"/>
-              </w:rPr>
-              <w:t>Reduce content prompting; offer another example or a limitation.</w:t>
-            </w:r>
-          </w:p>
-        </w:tc>
-      </w:tr>
-      <w:tr>
-        <w:trPr>
-          <w:cantSplit/>
-        </w:trPr>
-        <w:tc>
-          <w:tcPr>
-            <w:tcW w:type="dxa" w:w="4932"/>
-            <w:vAlign w:val="top"/>
-            <w:shd w:fill="F1F5F6"/>
-          </w:tcPr>
-          <w:p>
-            <w:pPr>
-              <w:spacing w:after="60" w:line="269" w:lineRule="auto"/>
-            </w:pPr>
-            <w:r>
-              <w:rPr>
-                <w:rFonts w:ascii="Arial" w:hAnsi="Arial"/>
-                <w:b w:val="0"/>
-                <w:color w:val="18233F"/>
-                <w:sz w:val="21"/>
-              </w:rPr>
-              <w:t>Partly correct / mixed</w:t>
-            </w:r>
-          </w:p>
-        </w:tc>
-        <w:tc>
-          <w:tcPr>
-            <w:tcW w:type="dxa" w:w="4932"/>
-            <w:vAlign w:val="top"/>
-            <w:shd w:fill="F1F5F6"/>
-          </w:tcPr>
-          <w:p>
-            <w:pPr>
-              <w:spacing w:after="60" w:line="269" w:lineRule="auto"/>
-            </w:pPr>
-            <w:r>
-              <w:rPr>
-                <w:rFonts w:ascii="Arial" w:hAnsi="Arial"/>
-                <w:b w:val="0"/>
-                <w:color w:val="18233F"/>
-                <w:sz w:val="21"/>
-              </w:rPr>
-              <w:t>Point to the deciding evidence and invite a revision.</w:t>
-            </w:r>
-          </w:p>
-        </w:tc>
-      </w:tr>
-      <w:tr>
-        <w:trPr>
-          <w:cantSplit/>
-        </w:trPr>
-        <w:tc>
-          <w:tcPr>
-            <w:tcW w:type="dxa" w:w="4932"/>
-            <w:vAlign w:val="top"/>
-            <w:shd w:fill="FFFFFF"/>
-          </w:tcPr>
-          <w:p>
-            <w:pPr>
-              <w:spacing w:after="60" w:line="269" w:lineRule="auto"/>
-            </w:pPr>
-            <w:r>
-              <w:rPr>
-                <w:rFonts w:ascii="Arial" w:hAnsi="Arial"/>
-                <w:b w:val="0"/>
-                <w:color w:val="18233F"/>
-                <w:sz w:val="21"/>
-              </w:rPr>
-              <w:t>Access barrier</w:t>
-            </w:r>
-          </w:p>
-        </w:tc>
-        <w:tc>
-          <w:tcPr>
-            <w:tcW w:type="dxa" w:w="4932"/>
-            <w:vAlign w:val="top"/>
-            <w:shd w:fill="FFFFFF"/>
-          </w:tcPr>
-          <w:p>
-            <w:pPr>
-              <w:spacing w:after="60" w:line="269" w:lineRule="auto"/>
-            </w:pPr>
-            <w:r>
-              <w:rPr>
-                <w:rFonts w:ascii="Arial" w:hAnsi="Arial"/>
-                <w:b w:val="0"/>
-                <w:color w:val="18233F"/>
-                <w:sz w:val="21"/>
-              </w:rPr>
-              <w:t>Change the reading, sensory or response format; keep the subject decision.</w:t>
-            </w:r>
-          </w:p>
-        </w:tc>
-      </w:tr>
-      <w:tr>
-        <w:trPr>
-          <w:cantSplit/>
-        </w:trPr>
-        <w:tc>
-          <w:tcPr>
-            <w:tcW w:type="dxa" w:w="4932"/>
-            <w:vAlign w:val="top"/>
-            <w:shd w:fill="F1F5F6"/>
-          </w:tcPr>
-          <w:p>
-            <w:pPr>
-              <w:spacing w:after="60" w:line="269" w:lineRule="auto"/>
-            </w:pPr>
-            <w:r>
-              <w:rPr>
-                <w:rFonts w:ascii="Arial" w:hAnsi="Arial"/>
-                <w:b w:val="0"/>
-                <w:color w:val="18233F"/>
-                <w:sz w:val="21"/>
-              </w:rPr>
-              <w:t>Missing source or observation</w:t>
-            </w:r>
-          </w:p>
-        </w:tc>
-        <w:tc>
-          <w:tcPr>
-            <w:tcW w:type="dxa" w:w="4932"/>
-            <w:vAlign w:val="top"/>
-            <w:shd w:fill="F1F5F6"/>
-          </w:tcPr>
-          <w:p>
-            <w:pPr>
-              <w:spacing w:after="60" w:line="269" w:lineRule="auto"/>
-            </w:pPr>
-            <w:r>
-              <w:rPr>
-                <w:rFonts w:ascii="Arial" w:hAnsi="Arial"/>
-                <w:b w:val="0"/>
-                <w:color w:val="18233F"/>
-                <w:sz w:val="21"/>
-              </w:rPr>
-              <w:t>Keep the gap visible. Name the source or authorised check needed.</w:t>
-            </w:r>
-          </w:p>
-        </w:tc>
-      </w:tr>
-    </w:tbl>
-    <w:p>
-      <w:pPr>
-        <w:spacing w:after="0"/>
-      </w:pPr>
     </w:p>
     <w:p>
       <w:pPr>
-        <w:pStyle w:val="Heading2"/>
+        <w:pStyle w:val="ListBullet"/>
       </w:pPr>
       <w:r>
-        <w:t>Safety and evidence boundary</w:t>
+        <w:rPr>
+          <w:b w:val="0"/>
+        </w:rPr>
+        <w:t>A 4 &lt; B 9 &lt; C 14 &lt; D 23, all g sugar per 100 g. Total carbohydrate is not the requested nutrient value.</w:t>
+      </w:r>
+    </w:p>
+    <w:p>
+      <w:pPr>
+        <w:pStyle w:val="ListBullet"/>
+      </w:pPr>
+      <w:r>
+        <w:rPr>
+          <w:b w:val="0"/>
+        </w:rPr>
+        <w:t>E cannot be placed by comparing 3 with 4 directly: its basis is per 25 g serving, while A-D are per 100 g.</w:t>
+      </w:r>
+    </w:p>
+    <w:p>
+      <w:pPr>
+        <w:pStyle w:val="ListBullet"/>
+      </w:pPr>
+      <w:r>
+        <w:rPr>
+          <w:b w:val="0"/>
+        </w:rPr>
+        <w:t>Four 25 g servings make 100 g. E: 3 × 4 = 12 g sugar per 100 g. The full order is A 4, B 9, E 12, C 14, D 23, all g per 100 g. Accept supported doubling 3 → 6 → 12 with the serving masses 25 → 50 → 100.</w:t>
+      </w:r>
+    </w:p>
+    <w:p>
+      <w:pPr>
+        <w:pStyle w:val="ListBullet"/>
+      </w:pPr>
+      <w:r>
+        <w:rPr>
+          <w:b w:val="0"/>
+        </w:rPr>
+        <w:t>Example supported comparison: 'A has 19 g less sugar per 100 g than D.' Simpler correct less/more comparisons are also sufficient.</w:t>
+      </w:r>
+    </w:p>
+    <w:p>
+      <w:pPr>
+        <w:pStyle w:val="ListBullet"/>
+      </w:pPr>
+      <w:r>
+        <w:rPr>
+          <w:b w:val="0"/>
+        </w:rPr>
+        <w:t>Repair: the lowest value identifies the least sugar per 100 g among these labels. It does not prove the best food for everyone; a broader judgement needs more nutrition and context information. No judgement about pupils' own food choices is required.</w:t>
       </w:r>
     </w:p>
     <w:p>
       <w:r>
-        <w:t>Use the centre’s authorised practical or fieldwork method and local risk assessment. Supplied sample data, fictional place models, card feedback and rehearsals are teaching material. They are not the learner’s practical observations or proof of a qualification outcome. For portfolio use, check the exact registered unit/version, accepted evidence and centre process.</w:t>
+        <w:br w:type="page"/>
       </w:r>
     </w:p>
     <w:p>
@@ -1178,29 +889,176 @@
         <w:pStyle w:val="Heading1"/>
       </w:pPr>
       <w:r>
-        <w:t>Sources and companion notes</w:t>
+        <w:t>Exit answers and video transcript</w:t>
       </w:r>
     </w:p>
     <w:p>
       <w:r>
-        <w:t>Primary classroom source: SCI_B_W8A_Sugar_Labels_Explore.html</w:t>
+        <w:rPr>
+          <w:b w:val="0"/>
+        </w:rPr>
+        <w:t>Two short checks sample learning. Read them alongside the label work and the support used.</w:t>
+      </w:r>
+    </w:p>
+    <w:p>
+      <w:pPr>
+        <w:pStyle w:val="Heading2"/>
+      </w:pPr>
+      <w:r>
+        <w:t>Supported</w:t>
       </w:r>
     </w:p>
     <w:p>
       <w:r>
-        <w:t>The uploaded lesson is included unchanged. Text and teaching steps in the PowerPoint are editable; source diagrams are placed images. Word booklets are editable. Static PDFs cannot reproduce HTML controls; use the paper cards/tables or open the original HTML.</w:t>
+        <w:rPr>
+          <w:b w:val="0"/>
+        </w:rPr>
+        <w:t>B: 9 g sugars per 100 g. This is less than C at 14 g.</w:t>
       </w:r>
     </w:p>
     <w:p>
       <w:r>
-        <w:t>Verification scope: matched to the uploaded title, pathway, objective, stage sequence and 40-minute timing. Embedded workbook references are retained as source locators; this is not a new line-by-line audit of every scheme-of-work row or a centre assessment sign-off.</w:t>
+        <w:rPr>
+          <w:b w:val="0"/>
+        </w:rPr>
+        <w:t>The amount of sugar. The figures do not describe everything about the food.</w:t>
+      </w:r>
+    </w:p>
+    <w:p>
+      <w:pPr>
+        <w:pStyle w:val="Heading2"/>
+      </w:pPr>
+      <w:r>
+        <w:t>Standard</w:t>
+      </w:r>
+    </w:p>
+    <w:p>
+      <w:r>
+        <w:rPr>
+          <w:b w:val="0"/>
+        </w:rPr>
+        <w:t>9 g; less. Both labels use per 100 g.</w:t>
+      </w:r>
+    </w:p>
+    <w:p>
+      <w:r>
+        <w:rPr>
+          <w:b w:val="0"/>
+        </w:rPr>
+        <w:t>Sugar. Accept an equivalent spoken completion.</w:t>
+      </w:r>
+    </w:p>
+    <w:p>
+      <w:pPr>
+        <w:pStyle w:val="Heading2"/>
+      </w:pPr>
+      <w:r>
+        <w:t>Stretch</w:t>
+      </w:r>
+    </w:p>
+    <w:p>
+      <w:r>
+        <w:rPr>
+          <w:b w:val="0"/>
+        </w:rPr>
+        <w:t>12 g sugars per 100 g; more sugar than B at 9 g. Four 25 g servings give 100 g, so 3 × 4 = 12.</w:t>
+      </w:r>
+    </w:p>
+    <w:p>
+      <w:r>
+        <w:rPr>
+          <w:b w:val="0"/>
+        </w:rPr>
+        <w:t>Other nutrient amounts, or a relevant own example such as portion, individual needs or the wider eating pattern. The label font is not nutrition evidence.</w:t>
+      </w:r>
+    </w:p>
+    <w:p>
+      <w:pPr>
+        <w:pStyle w:val="Heading2"/>
+      </w:pPr>
+      <w:r>
+        <w:t>Silent explainer transcript</w:t>
+      </w:r>
+    </w:p>
+    <w:p>
+      <w:pPr>
+        <w:pStyle w:val="ListBullet"/>
+      </w:pPr>
+      <w:r>
+        <w:rPr>
+          <w:b w:val="0"/>
+        </w:rPr>
+        <w:t>Find "of which sugars", rather than total carbohydrate.</w:t>
+      </w:r>
+    </w:p>
+    <w:p>
+      <w:pPr>
+        <w:pStyle w:val="ListBullet"/>
+      </w:pPr>
+      <w:r>
+        <w:rPr>
+          <w:b w:val="0"/>
+        </w:rPr>
+        <w:t>Read the number, unit and basis: 4 g sugars per 100 g of food.</w:t>
+      </w:r>
+    </w:p>
+    <w:p>
+      <w:pPr>
+        <w:pStyle w:val="ListBullet"/>
+      </w:pPr>
+      <w:r>
+        <w:rPr>
+          <w:b w:val="0"/>
+        </w:rPr>
+        <w:t>A has 4 g and B has 9 g sugars per 100 g. A has less sugar when equal food amounts are compared.</w:t>
+      </w:r>
+    </w:p>
+    <w:p>
+      <w:pPr>
+        <w:pStyle w:val="ListBullet"/>
+      </w:pPr>
+      <w:r>
+        <w:rPr>
+          <w:b w:val="0"/>
+        </w:rPr>
+        <w:t>E has 3 g sugars per 25 g serving. Its food amount differs.</w:t>
+      </w:r>
+    </w:p>
+    <w:p>
+      <w:pPr>
+        <w:pStyle w:val="ListBullet"/>
+      </w:pPr>
+      <w:r>
+        <w:rPr>
+          <w:b w:val="0"/>
+        </w:rPr>
+        <w:t>Four 25 g servings make 100 g. Four lots of 3 g give 12 g sugars per 100 g.</w:t>
+      </w:r>
+    </w:p>
+    <w:p>
+      <w:pPr>
+        <w:pStyle w:val="ListBullet"/>
+      </w:pPr>
+      <w:r>
+        <w:rPr>
+          <w:b w:val="0"/>
+        </w:rPr>
+        <w:t>The figures compare sugar only. They cannot identify the best whole food for everyone.</w:t>
+      </w:r>
+    </w:p>
+    <w:p>
+      <w:r>
+        <w:rPr>
+          <w:b w:val="0"/>
+        </w:rPr>
+        <w:t>The browser lesson contains the optional captioned video and a static text explanation. Paper teaching uses the same label examples and four equal servings. No online video is needed.</w:t>
       </w:r>
     </w:p>
     <w:sectPr>
       <w:headerReference w:type="default" r:id="rId9"/>
       <w:footerReference w:type="default" r:id="rId10"/>
       <w:pgSz w:w="11906" w:h="16838"/>
-      <w:pgMar w:top="1020" w:right="1020" w:bottom="1020" w:left="1020" w:header="397" w:footer="397" w:gutter="0"/>
+      <w:pgMar w:top="907" w:right="907" w:bottom="907" w:left="907" w:header="720" w:footer="720" w:gutter="0"/>
       <w:cols w:space="720"/>
       <w:docGrid w:linePitch="360"/>
     </w:sectPr>
@@ -1217,10 +1075,9 @@
     </w:pPr>
     <w:r>
       <w:rPr>
-        <w:rFonts w:ascii="Arial" w:hAnsi="Arial"/>
-        <w:sz w:val="16"/>
-      </w:rPr>
-      <w:t xml:space="preserve">W8A  •  </w:t>
+        <w:sz w:val="18"/>
+      </w:rPr>
+      <w:t xml:space="preserve">Teacher guide   |   </w:t>
     </w:r>
     <w:fldSimple w:instr="PAGE"/>
   </w:p>
@@ -1231,15 +1088,13 @@
 <w:hdr xmlns:m="http://schemas.openxmlformats.org/officeDocument/2006/math" xmlns:mc="http://schemas.openxmlformats.org/markup-compatibility/2006" xmlns:mo="http://schemas.microsoft.com/office/mac/office/2008/main" xmlns:mv="urn:schemas-microsoft-com:mac:vml" xmlns:o="urn:schemas-microsoft-com:office:office" xmlns:r="http://schemas.openxmlformats.org/officeDocument/2006/relationships" xmlns:v="urn:schemas-microsoft-com:vml" xmlns:w10="urn:schemas-microsoft-com:office:word" xmlns:w14="http://schemas.microsoft.com/office/word/2010/wordml" xmlns:w="http://schemas.openxmlformats.org/wordprocessingml/2006/main" xmlns:wne="http://schemas.microsoft.com/office/word/2006/wordml" xmlns:wp14="http://schemas.microsoft.com/office/word/2010/wordprocessingDrawing" xmlns:wp="http://schemas.openxmlformats.org/drawingml/2006/wordprocessingDrawing" xmlns:wpc="http://schemas.microsoft.com/office/word/2010/wordprocessingCanvas" xmlns:wpg="http://schemas.microsoft.com/office/word/2010/wordprocessingGroup" xmlns:wpi="http://schemas.microsoft.com/office/word/2010/wordprocessingInk" xmlns:wps="http://schemas.microsoft.com/office/word/2010/wordprocessingShape" mc:Ignorable="w14 wp14">
   <w:p>
     <w:pPr>
-      <w:pStyle w:val="Caption"/>
+      <w:pStyle w:val="Header"/>
     </w:pPr>
     <w:r>
       <w:rPr>
-        <w:rFonts w:ascii="Arial" w:hAnsi="Arial"/>
-        <w:color w:val="4E7A9B"/>
         <w:sz w:val="18"/>
       </w:rPr>
-      <w:t>BUILD  /  SCIENCE    •    TEACHER PACK</w:t>
+      <w:t>MADE BY MATT    BUILD SCIENCE    W8A</w:t>
     </w:r>
   </w:p>
 </w:hdr>
@@ -1609,11 +1464,12 @@
     <w:qFormat/>
     <w:rsid w:val="00FC693F"/>
     <w:pPr>
-      <w:spacing w:after="120" w:line="276" w:lineRule="auto"/>
+      <w:widowControl/>
+      <w:spacing w:after="140" w:line="271" w:lineRule="auto"/>
     </w:pPr>
     <w:rPr>
       <w:rFonts w:ascii="Arial" w:hAnsi="Arial"/>
-      <w:color w:val="18233F"/>
+      <w:color w:val="000000"/>
       <w:sz w:val="22"/>
     </w:rPr>
   </w:style>
@@ -1672,15 +1528,15 @@
     <w:pPr>
       <w:keepNext/>
       <w:keepLines/>
-      <w:spacing w:before="280" w:after="160"/>
+      <w:spacing w:before="480" w:after="140" w:line="271" w:lineRule="auto"/>
       <w:outlineLvl w:val="0"/>
     </w:pPr>
     <w:rPr>
       <w:rFonts w:asciiTheme="majorHAnsi" w:eastAsiaTheme="majorEastAsia" w:hAnsiTheme="majorHAnsi" w:cstheme="majorBidi" w:ascii="Arial" w:hAnsi="Arial"/>
       <w:b/>
       <w:bCs/>
-      <w:color w:val="4E7A9B"/>
-      <w:sz w:val="32"/>
+      <w:color w:val="000000"/>
+      <w:sz w:val="40"/>
       <w:szCs w:val="28"/>
     </w:rPr>
   </w:style>
@@ -1696,15 +1552,15 @@
     <w:pPr>
       <w:keepNext/>
       <w:keepLines/>
-      <w:spacing w:before="200" w:after="120"/>
+      <w:spacing w:before="200" w:after="140" w:line="271" w:lineRule="auto"/>
       <w:outlineLvl w:val="1"/>
     </w:pPr>
     <w:rPr>
       <w:rFonts w:asciiTheme="majorHAnsi" w:eastAsiaTheme="majorEastAsia" w:hAnsiTheme="majorHAnsi" w:cstheme="majorBidi" w:ascii="Arial" w:hAnsi="Arial"/>
       <w:b/>
       <w:bCs/>
-      <w:color w:val="4E7A9B"/>
-      <w:sz w:val="26"/>
+      <w:color w:val="000000"/>
+      <w:sz w:val="28"/>
       <w:szCs w:val="26"/>
     </w:rPr>
   </w:style>
@@ -1720,14 +1576,14 @@
     <w:pPr>
       <w:keepNext/>
       <w:keepLines/>
-      <w:spacing w:before="160" w:after="100"/>
+      <w:spacing w:before="200" w:after="140" w:line="271" w:lineRule="auto"/>
       <w:outlineLvl w:val="2"/>
     </w:pPr>
     <w:rPr>
       <w:rFonts w:asciiTheme="majorHAnsi" w:eastAsiaTheme="majorEastAsia" w:hAnsiTheme="majorHAnsi" w:cstheme="majorBidi" w:ascii="Arial" w:hAnsi="Arial"/>
       <w:b/>
       <w:bCs/>
-      <w:color w:val="4E7A9B"/>
+      <w:color w:val="000000"/>
       <w:sz w:val="24"/>
     </w:rPr>
   </w:style>
@@ -1959,20 +1815,15 @@
     <w:qFormat/>
     <w:rsid w:val="00FC693F"/>
     <w:pPr>
-      <w:keepNext/>
-      <w:pBdr>
-        <w:bottom w:val="single" w:sz="8" w:space="4" w:color="4F81BD" w:themeColor="accent1"/>
-      </w:pBdr>
-      <w:spacing w:after="200" w:line="240" w:lineRule="auto" w:before="0"/>
+      <w:spacing w:after="140" w:line="271" w:lineRule="auto"/>
       <w:contextualSpacing/>
     </w:pPr>
     <w:rPr>
       <w:rFonts w:asciiTheme="majorHAnsi" w:eastAsiaTheme="majorEastAsia" w:hAnsiTheme="majorHAnsi" w:cstheme="majorBidi" w:ascii="Arial" w:hAnsi="Arial"/>
-      <w:b/>
-      <w:color w:val="4E7A9B"/>
+      <w:color w:val="000000"/>
       <w:spacing w:val="5"/>
       <w:kern w:val="28"/>
-      <w:sz w:val="44"/>
+      <w:sz w:val="46"/>
       <w:szCs w:val="52"/>
     </w:rPr>
   </w:style>
@@ -2049,13 +1900,8 @@
     <w:unhideWhenUsed/>
     <w:rsid w:val="00AA1D8D"/>
     <w:pPr>
-      <w:spacing w:after="120" w:line="276" w:lineRule="auto"/>
-    </w:pPr>
-    <w:rPr>
-      <w:rFonts w:ascii="Arial" w:hAnsi="Arial"/>
-      <w:color w:val="18233F"/>
-      <w:sz w:val="22"/>
-    </w:rPr>
+      <w:spacing w:after="120"/>
+    </w:pPr>
   </w:style>
   <w:style w:type="character" w:customStyle="1" w:styleId="BodyTextChar">
     <w:name w:val="Body Text Char"/>
@@ -2151,15 +1997,8 @@
       <w:numPr>
         <w:numId w:val="1"/>
       </w:numPr>
-      <w:spacing w:after="120" w:line="276" w:lineRule="auto"/>
-      <w:ind w:left="340" w:hanging="170"/>
       <w:contextualSpacing/>
     </w:pPr>
-    <w:rPr>
-      <w:rFonts w:ascii="Arial" w:hAnsi="Arial"/>
-      <w:color w:val="18233F"/>
-      <w:sz w:val="22"/>
-    </w:rPr>
   </w:style>
   <w:style w:type="paragraph" w:styleId="ListBullet2">
     <w:name w:val="List Bullet 2"/>
@@ -2197,15 +2036,8 @@
       <w:numPr>
         <w:numId w:val="5"/>
       </w:numPr>
-      <w:spacing w:after="120" w:line="276" w:lineRule="auto"/>
-      <w:ind w:left="340" w:hanging="170"/>
       <w:contextualSpacing/>
     </w:pPr>
-    <w:rPr>
-      <w:rFonts w:ascii="Arial" w:hAnsi="Arial"/>
-      <w:color w:val="18233F"/>
-      <w:sz w:val="22"/>
-    </w:rPr>
   </w:style>
   <w:style w:type="paragraph" w:styleId="ListNumber2">
     <w:name w:val="List Number 2"/>
@@ -2467,9 +2299,6 @@
     <w:qFormat/>
     <w:rsid w:val="00FC693F"/>
     <w:pPr>
-      <w:pBdr>
-        <w:bottom w:val="single" w:sz="4" w:space="4" w:color="4F81BD" w:themeColor="accent1"/>
-      </w:pBdr>
       <w:spacing w:before="200" w:after="280"/>
       <w:ind w:left="936" w:right="936"/>
     </w:pPr>

--- a/Science_Teesside/Teaching_Packs/BUILD/lessons/W8A/BUILD_Science_Autumn1_W8A_Sugar_Evidence_Read_The_Label_Teacher.docx
+++ b/Science_Teesside/Teaching_Packs/BUILD/lessons/W8A/BUILD_Science_Autumn1_W8A_Sugar_Evidence_Read_The_Label_Teacher.docx
@@ -140,7 +140,7 @@
         <w:rPr>
           <w:b w:val="0"/>
         </w:rPr>
-        <w:t>Policy source: Feedback &amp; Marking Policy 2025/2026 (Pilot), Issue 1, May 2026; the 16-page EFL version. The classroom examples below are practical choices, not extra policy rules.</w:t>
+        <w:t>Policy source: Feedback &amp; Marking Policy 2025/2026 (Pilot), Issue 1, May 2026; the 16-page copy. The classroom examples below are practical choices, not extra policy rules.</w:t>
       </w:r>
     </w:p>
     <w:p>
@@ -164,7 +164,7 @@
         <w:rPr>
           <w:b w:val="0"/>
         </w:rPr>
-        <w:t>Use the agreed codes where appropriate. R is added only after the pupil has responded and an adult has genuinely engaged with that response. No lesson control adds it automatically. The policy values meaningful evidence over long comments; not every task needs written marking. Record the help actually given when interpreting independence. EFL capture should be lean and purposeful, with clips listened to before tagging.</w:t>
+        <w:t>Use the agreed codes where appropriate. R is added only after the pupil has responded and an adult has genuinely engaged with that response. No lesson control adds it automatically. The policy values meaningful evidence over long comments; not every task needs written marking. Record the help actually given when interpreting independence. Evidence capture on the school's digital evidence platform should be lean and purposeful, with clips listened to before tagging.</w:t>
       </w:r>
     </w:p>
     <w:p>
@@ -172,7 +172,7 @@
         <w:rPr>
           <w:b w:val="0"/>
         </w:rPr>
-        <w:t>Code meanings: VF - verbal feedback given here; WS - worked with support; I - independent; NS + … - next step, one specific thing; E - evidence on EFL; R - responded, loop closed (Audience has happened); // - self-edit point; ? - read this back to me.</w:t>
+        <w:t>Code meanings: VF - verbal feedback given here; WS - worked with support; I - independent; NS + … - next step, one specific thing; E - evidence captured on the school's digital evidence platform; R - responded, loop closed (Audience has happened); // - self-edit point; ? - read this back to me.</w:t>
       </w:r>
     </w:p>
     <w:p>
